--- a/backend_flask/plantillas_word/Anexo I.1 compensación beca.docx
+++ b/backend_flask/plantillas_word/Anexo I.1 compensación beca.docx
@@ -1,6 +1,6 @@
 
 <file path=word/document.xml><?xml version="1.0" encoding="utf-8"?>
-<w:document xmlns:wpc="http://schemas.microsoft.com/office/word/2010/wordprocessingCanvas" xmlns:cx="http://schemas.microsoft.com/office/drawing/2014/chartex" xmlns:cx1="http://schemas.microsoft.com/office/drawing/2015/9/8/chartex" xmlns:cx2="http://schemas.microsoft.com/office/drawing/2015/10/21/chartex" xmlns:cx3="http://schemas.microsoft.com/office/drawing/2016/5/9/chartex" xmlns:cx4="http://schemas.microsoft.com/office/drawing/2016/5/10/chartex" xmlns:cx5="http://schemas.microsoft.com/office/drawing/2016/5/11/chartex" xmlns:cx6="http://schemas.microsoft.com/office/drawing/2016/5/12/chartex" xmlns:cx7="http://schemas.microsoft.com/office/drawing/2016/5/13/chartex" xmlns:cx8="http://schemas.microsoft.com/office/drawing/2016/5/14/chartex" xmlns:mc="http://schemas.openxmlformats.org/markup-compatibility/2006" xmlns:aink="http://schemas.microsoft.com/office/drawing/2016/ink" xmlns:am3d="http://schemas.microsoft.com/office/drawing/2017/model3d" xmlns:o="urn:schemas-microsoft-com:office:office" xmlns:oel="http://schemas.microsoft.com/office/2019/extlst" xmlns:r="http://schemas.openxmlformats.org/officeDocument/2006/relationships" xmlns:m="http://schemas.openxmlformats.org/officeDocument/2006/math" xmlns:v="urn:schemas-microsoft-com:vml" xmlns:wp14="http://schemas.microsoft.com/office/word/2010/wordprocessingDrawing" xmlns:wp="http://schemas.openxmlformats.org/drawingml/2006/wordprocessingDrawing" xmlns:w10="urn:schemas-microsoft-com:office:word" xmlns:w="http://schemas.openxmlformats.org/wordprocessingml/2006/main" xmlns:w14="http://schemas.microsoft.com/office/word/2010/wordml" xmlns:w15="http://schemas.microsoft.com/office/word/2012/wordml" xmlns:w16cex="http://schemas.microsoft.com/office/word/2018/wordml/cex" xmlns:w16cid="http://schemas.microsoft.com/office/word/2016/wordml/cid" xmlns:w16="http://schemas.microsoft.com/office/word/2018/wordml" xmlns:w16du="http://schemas.microsoft.com/office/word/2023/wordml/word16du" xmlns:w16sdtdh="http://schemas.microsoft.com/office/word/2020/wordml/sdtdatahash" xmlns:w16sdtfl="http://schemas.microsoft.com/office/word/2024/wordml/sdtformatlock" xmlns:w16se="http://schemas.microsoft.com/office/word/2015/wordml/symex" xmlns:wpg="http://schemas.microsoft.com/office/word/2010/wordprocessingGroup" xmlns:wpi="http://schemas.microsoft.com/office/word/2010/wordprocessingInk" xmlns:wne="http://schemas.microsoft.com/office/word/2006/wordml" xmlns:wps="http://schemas.microsoft.com/office/word/2010/wordprocessingShape" mc:Ignorable="w14 w15 w16se w16cid w16 w16cex w16sdtdh w16sdtfl w16du wp14">
+<w:document xmlns:wpc="http://schemas.microsoft.com/office/word/2010/wordprocessingCanvas" xmlns:cx="http://schemas.microsoft.com/office/drawing/2014/chartex" xmlns:cx1="http://schemas.microsoft.com/office/drawing/2015/9/8/chartex" xmlns:cx2="http://schemas.microsoft.com/office/drawing/2015/10/21/chartex" xmlns:cx3="http://schemas.microsoft.com/office/drawing/2016/5/9/chartex" xmlns:cx4="http://schemas.microsoft.com/office/drawing/2016/5/10/chartex" xmlns:cx5="http://schemas.microsoft.com/office/drawing/2016/5/11/chartex" xmlns:cx6="http://schemas.microsoft.com/office/drawing/2016/5/12/chartex" xmlns:cx7="http://schemas.microsoft.com/office/drawing/2016/5/13/chartex" xmlns:cx8="http://schemas.microsoft.com/office/drawing/2016/5/14/chartex" xmlns:mc="http://schemas.openxmlformats.org/markup-compatibility/2006" xmlns:aink="http://schemas.microsoft.com/office/drawing/2016/ink" xmlns:am3d="http://schemas.microsoft.com/office/drawing/2017/model3d" xmlns:o="urn:schemas-microsoft-com:office:office" xmlns:r="http://schemas.openxmlformats.org/officeDocument/2006/relationships" xmlns:m="http://schemas.openxmlformats.org/officeDocument/2006/math" xmlns:v="urn:schemas-microsoft-com:vml" xmlns:wp14="http://schemas.microsoft.com/office/word/2010/wordprocessingDrawing" xmlns:wp="http://schemas.openxmlformats.org/drawingml/2006/wordprocessingDrawing" xmlns:w10="urn:schemas-microsoft-com:office:word" xmlns:w="http://schemas.openxmlformats.org/wordprocessingml/2006/main" xmlns:w14="http://schemas.microsoft.com/office/word/2010/wordml" xmlns:w15="http://schemas.microsoft.com/office/word/2012/wordml" xmlns:w16cex="http://schemas.microsoft.com/office/word/2018/wordml/cex" xmlns:w16cid="http://schemas.microsoft.com/office/word/2016/wordml/cid" xmlns:w16="http://schemas.microsoft.com/office/word/2018/wordml" xmlns:w16sdtdh="http://schemas.microsoft.com/office/word/2020/wordml/sdtdatahash" xmlns:w16se="http://schemas.microsoft.com/office/word/2015/wordml/symex" xmlns:wpg="http://schemas.microsoft.com/office/word/2010/wordprocessingGroup" xmlns:wpi="http://schemas.microsoft.com/office/word/2010/wordprocessingInk" xmlns:wne="http://schemas.microsoft.com/office/word/2006/wordml" xmlns:wps="http://schemas.microsoft.com/office/word/2010/wordprocessingShape" mc:Ignorable="w14 w15 w16se w16cid w16 w16cex w16sdtdh wp14">
   <w:body>
     <w:tbl>
       <w:tblPr>
@@ -153,7 +153,7 @@
                 <w:sz w:val="20"/>
                 <w:szCs w:val="20"/>
               </w:rPr>
-              <w:t>20… / 20…</w:t>
+              <w:t>[CURSO]</w:t>
             </w:r>
           </w:p>
         </w:tc>
@@ -181,6 +181,13 @@
                 <w:szCs w:val="20"/>
               </w:rPr>
               <w:t xml:space="preserve"> </w:t>
+            </w:r>
+            <w:r>
+              <w:rPr>
+                <w:sz w:val="20"/>
+                <w:szCs w:val="20"/>
+              </w:rPr>
+              <w:t>[CODIGO_ACUERDO]</w:t>
             </w:r>
           </w:p>
         </w:tc>
@@ -290,6 +297,13 @@
               </w:rPr>
               <w:t xml:space="preserve"> </w:t>
             </w:r>
+            <w:r>
+              <w:rPr>
+                <w:rFonts w:eastAsia="Arial" w:cs="Arial"/>
+                <w:sz w:val="18"/>
+              </w:rPr>
+              <w:t>[CENTRO_NOMBRE]</w:t>
+            </w:r>
           </w:p>
         </w:tc>
         <w:tc>
@@ -329,9 +343,18 @@
             <w:r>
               <w:rPr>
                 <w:rFonts w:eastAsia="Arial" w:cs="Arial"/>
-                <w:sz w:val="14"/>
+                <w:sz w:val="16"/>
+                <w:szCs w:val="28"/>
               </w:rPr>
               <w:t xml:space="preserve"> </w:t>
+            </w:r>
+            <w:r>
+              <w:rPr>
+                <w:rFonts w:eastAsia="Arial" w:cs="Arial"/>
+                <w:sz w:val="18"/>
+                <w:szCs w:val="32"/>
+              </w:rPr>
+              <w:t>[CENTRO_CP]</w:t>
             </w:r>
           </w:p>
         </w:tc>
@@ -384,6 +407,13 @@
               </w:rPr>
               <w:t xml:space="preserve"> </w:t>
             </w:r>
+            <w:r>
+              <w:rPr>
+                <w:rFonts w:eastAsia="Arial" w:cs="Arial"/>
+                <w:sz w:val="18"/>
+              </w:rPr>
+              <w:t>[CENTRO_TELEFONO]</w:t>
+            </w:r>
           </w:p>
         </w:tc>
         <w:tc>
@@ -419,7 +449,15 @@
             </w:tcBorders>
             <w:vAlign w:val="center"/>
           </w:tcPr>
-          <w:p/>
+          <w:p>
+            <w:r>
+              <w:rPr>
+                <w:sz w:val="18"/>
+                <w:szCs w:val="18"/>
+              </w:rPr>
+              <w:t>[CENTRO_EMAIL]</w:t>
+            </w:r>
+          </w:p>
         </w:tc>
       </w:tr>
       <w:tr>
@@ -510,6 +548,14 @@
               </w:rPr>
               <w:t xml:space="preserve"> </w:t>
             </w:r>
+            <w:r>
+              <w:rPr>
+                <w:rFonts w:eastAsia="Arial" w:cs="Arial"/>
+                <w:sz w:val="18"/>
+                <w:szCs w:val="18"/>
+              </w:rPr>
+              <w:t>[EMP_NOMBRE]</w:t>
+            </w:r>
           </w:p>
         </w:tc>
         <w:tc>
@@ -561,6 +607,14 @@
                 <w:szCs w:val="18"/>
               </w:rPr>
             </w:pPr>
+            <w:r>
+              <w:rPr>
+                <w:rFonts w:eastAsia="Arial" w:cs="Arial"/>
+                <w:sz w:val="18"/>
+                <w:szCs w:val="18"/>
+              </w:rPr>
+              <w:t>[EMP_CIF]</w:t>
+            </w:r>
           </w:p>
         </w:tc>
       </w:tr>
@@ -624,6 +678,14 @@
               </w:rPr>
               <w:t xml:space="preserve"> </w:t>
             </w:r>
+            <w:r>
+              <w:rPr>
+                <w:rFonts w:eastAsia="Arial" w:cs="Arial"/>
+                <w:sz w:val="18"/>
+                <w:szCs w:val="18"/>
+              </w:rPr>
+              <w:t>[EMP_TELEFONO]</w:t>
+            </w:r>
           </w:p>
         </w:tc>
         <w:tc>
@@ -680,6 +742,14 @@
                 <w:szCs w:val="18"/>
               </w:rPr>
               <w:t xml:space="preserve"> </w:t>
+            </w:r>
+            <w:r>
+              <w:rPr>
+                <w:rFonts w:eastAsia="Arial" w:cs="Arial"/>
+                <w:sz w:val="18"/>
+                <w:szCs w:val="18"/>
+              </w:rPr>
+              <w:t>[EMP_EMAIL]</w:t>
             </w:r>
           </w:p>
         </w:tc>
@@ -982,9 +1052,9 @@
       </w:tblPr>
       <w:tblGrid>
         <w:gridCol w:w="1330"/>
-        <w:gridCol w:w="3724"/>
+        <w:gridCol w:w="3725"/>
         <w:gridCol w:w="1470"/>
-        <w:gridCol w:w="1451"/>
+        <w:gridCol w:w="1450"/>
         <w:gridCol w:w="1668"/>
       </w:tblGrid>
       <w:tr>
@@ -1208,7 +1278,6 @@
                         <w:placeholder>
                           <w:docPart w:val="B7C3F66BACEC4B32A52A4A1911C5DDB1"/>
                         </w:placeholder>
-                        <w:showingPlcHdr/>
                         <w:text/>
                       </w:sdtPr>
                       <w:sdtEndPr/>
@@ -1218,7 +1287,7 @@
                             <w:sz w:val="16"/>
                             <w:szCs w:val="16"/>
                           </w:rPr>
-                          <w:t>DNI</w:t>
+                          <w:t>[!][NIF]</w:t>
                         </w:r>
                       </w:sdtContent>
                     </w:sdt>
@@ -1234,7 +1303,6 @@
                     <w:placeholder>
                       <w:docPart w:val="31381E64CD3C41E7A7B7B06AA34029FF"/>
                     </w:placeholder>
-                    <w:showingPlcHdr/>
                     <w:text/>
                   </w:sdtPr>
                   <w:sdtEndPr/>
@@ -1257,7 +1325,7 @@
                             <w:sz w:val="16"/>
                             <w:szCs w:val="16"/>
                           </w:rPr>
-                          <w:t>Alumnado</w:t>
+                          <w:t>[NOMBRE]</w:t>
                         </w:r>
                       </w:p>
                     </w:tc>
@@ -1454,72 +1522,8 @@
           <w:sz w:val="20"/>
           <w:szCs w:val="20"/>
         </w:rPr>
-        <w:t xml:space="preserve">En </w:t>
+        <w:t>[LUGAR_FECHA]</w:t>
       </w:r>
-      <w:sdt>
-        <w:sdtPr>
-          <w:rPr>
-            <w:sz w:val="20"/>
-            <w:szCs w:val="20"/>
-          </w:rPr>
-          <w:alias w:val="Lugar Firma"/>
-          <w:tag w:val="Lugar Firma"/>
-          <w:id w:val="-1000961421"/>
-          <w:placeholder>
-            <w:docPart w:val="00F546698A8D48BE98635477096E240C"/>
-          </w:placeholder>
-          <w:showingPlcHdr/>
-          <w:text/>
-        </w:sdtPr>
-        <w:sdtEndPr/>
-        <w:sdtContent>
-          <w:r>
-            <w:rPr>
-              <w:rStyle w:val="Textodelmarcadordeposicin"/>
-              <w:sz w:val="16"/>
-              <w:szCs w:val="16"/>
-            </w:rPr>
-            <w:t>Haga clic o pulse aquí para escribir texto.</w:t>
-          </w:r>
-        </w:sdtContent>
-      </w:sdt>
-      <w:r>
-        <w:rPr>
-          <w:sz w:val="20"/>
-          <w:szCs w:val="20"/>
-        </w:rPr>
-        <w:t xml:space="preserve"> a </w:t>
-      </w:r>
-      <w:sdt>
-        <w:sdtPr>
-          <w:rPr>
-            <w:sz w:val="20"/>
-            <w:szCs w:val="20"/>
-          </w:rPr>
-          <w:id w:val="-551153127"/>
-          <w:placeholder>
-            <w:docPart w:val="BA8F7A2FD9B34671BB850F2FCD3A20B9"/>
-          </w:placeholder>
-          <w:showingPlcHdr/>
-          <w:date w:fullDate="2025-02-14T00:00:00Z">
-            <w:dateFormat w:val="d' de 'MMMM' de 'yyyy"/>
-            <w:lid w:val="es-ES"/>
-            <w:storeMappedDataAs w:val="dateTime"/>
-            <w:calendar w:val="gregorian"/>
-          </w:date>
-        </w:sdtPr>
-        <w:sdtEndPr/>
-        <w:sdtContent>
-          <w:r>
-            <w:rPr>
-              <w:rStyle w:val="Textodelmarcadordeposicin"/>
-              <w:sz w:val="16"/>
-              <w:szCs w:val="16"/>
-            </w:rPr>
-            <w:t>Haga clic aquí o pulse para escribir una fecha.</w:t>
-          </w:r>
-        </w:sdtContent>
-      </w:sdt>
     </w:p>
     <w:tbl>
       <w:tblPr>
@@ -1563,18 +1567,16 @@
                 <w:placeholder>
                   <w:docPart w:val="56735A12136A4C4D893FEA84E21134B9"/>
                 </w:placeholder>
-                <w:showingPlcHdr/>
                 <w:text/>
               </w:sdtPr>
               <w:sdtEndPr/>
               <w:sdtContent>
                 <w:r>
                   <w:rPr>
-                    <w:rStyle w:val="Textodelmarcadordeposicin"/>
-                    <w:sz w:val="16"/>
-                    <w:szCs w:val="16"/>
+                    <w:sz w:val="20"/>
+                    <w:szCs w:val="20"/>
                   </w:rPr>
-                  <w:t>Haga clic o pulse aquí para escribir texto.</w:t>
+                  <w:t>[DIRECTOR_NOMBRE]</w:t>
                 </w:r>
               </w:sdtContent>
             </w:sdt>
@@ -1671,18 +1673,16 @@
                 <w:placeholder>
                   <w:docPart w:val="BD8EF92E2304400490DA2F50EA99F3B6"/>
                 </w:placeholder>
-                <w:showingPlcHdr/>
                 <w:text/>
               </w:sdtPr>
               <w:sdtEndPr/>
               <w:sdtContent>
                 <w:r>
                   <w:rPr>
-                    <w:rStyle w:val="Textodelmarcadordeposicin"/>
-                    <w:sz w:val="16"/>
-                    <w:szCs w:val="16"/>
+                    <w:sz w:val="20"/>
+                    <w:szCs w:val="20"/>
                   </w:rPr>
-                  <w:t>Haga clic o pulse aquí para escribir texto.</w:t>
+                  <w:t>[REP_NOMBRE]</w:t>
                 </w:r>
               </w:sdtContent>
             </w:sdt>
@@ -2488,7 +2488,7 @@
 </file>
 
 <file path=word/endnotes.xml><?xml version="1.0" encoding="utf-8"?>
-<w:endnotes xmlns:wpc="http://schemas.microsoft.com/office/word/2010/wordprocessingCanvas" xmlns:cx="http://schemas.microsoft.com/office/drawing/2014/chartex" xmlns:cx1="http://schemas.microsoft.com/office/drawing/2015/9/8/chartex" xmlns:cx2="http://schemas.microsoft.com/office/drawing/2015/10/21/chartex" xmlns:cx3="http://schemas.microsoft.com/office/drawing/2016/5/9/chartex" xmlns:cx4="http://schemas.microsoft.com/office/drawing/2016/5/10/chartex" xmlns:cx5="http://schemas.microsoft.com/office/drawing/2016/5/11/chartex" xmlns:cx6="http://schemas.microsoft.com/office/drawing/2016/5/12/chartex" xmlns:cx7="http://schemas.microsoft.com/office/drawing/2016/5/13/chartex" xmlns:cx8="http://schemas.microsoft.com/office/drawing/2016/5/14/chartex" xmlns:mc="http://schemas.openxmlformats.org/markup-compatibility/2006" xmlns:aink="http://schemas.microsoft.com/office/drawing/2016/ink" xmlns:am3d="http://schemas.microsoft.com/office/drawing/2017/model3d" xmlns:o="urn:schemas-microsoft-com:office:office" xmlns:oel="http://schemas.microsoft.com/office/2019/extlst" xmlns:r="http://schemas.openxmlformats.org/officeDocument/2006/relationships" xmlns:m="http://schemas.openxmlformats.org/officeDocument/2006/math" xmlns:v="urn:schemas-microsoft-com:vml" xmlns:wp14="http://schemas.microsoft.com/office/word/2010/wordprocessingDrawing" xmlns:wp="http://schemas.openxmlformats.org/drawingml/2006/wordprocessingDrawing" xmlns:w10="urn:schemas-microsoft-com:office:word" xmlns:w="http://schemas.openxmlformats.org/wordprocessingml/2006/main" xmlns:w14="http://schemas.microsoft.com/office/word/2010/wordml" xmlns:w15="http://schemas.microsoft.com/office/word/2012/wordml" xmlns:w16cex="http://schemas.microsoft.com/office/word/2018/wordml/cex" xmlns:w16cid="http://schemas.microsoft.com/office/word/2016/wordml/cid" xmlns:w16="http://schemas.microsoft.com/office/word/2018/wordml" xmlns:w16du="http://schemas.microsoft.com/office/word/2023/wordml/word16du" xmlns:w16sdtdh="http://schemas.microsoft.com/office/word/2020/wordml/sdtdatahash" xmlns:w16sdtfl="http://schemas.microsoft.com/office/word/2024/wordml/sdtformatlock" xmlns:w16se="http://schemas.microsoft.com/office/word/2015/wordml/symex" xmlns:wpg="http://schemas.microsoft.com/office/word/2010/wordprocessingGroup" xmlns:wpi="http://schemas.microsoft.com/office/word/2010/wordprocessingInk" xmlns:wne="http://schemas.microsoft.com/office/word/2006/wordml" xmlns:wps="http://schemas.microsoft.com/office/word/2010/wordprocessingShape" mc:Ignorable="w14 w15 w16se w16cid w16 w16cex w16sdtdh w16sdtfl w16du wp14">
+<w:endnotes xmlns:wpc="http://schemas.microsoft.com/office/word/2010/wordprocessingCanvas" xmlns:cx="http://schemas.microsoft.com/office/drawing/2014/chartex" xmlns:cx1="http://schemas.microsoft.com/office/drawing/2015/9/8/chartex" xmlns:cx2="http://schemas.microsoft.com/office/drawing/2015/10/21/chartex" xmlns:cx3="http://schemas.microsoft.com/office/drawing/2016/5/9/chartex" xmlns:cx4="http://schemas.microsoft.com/office/drawing/2016/5/10/chartex" xmlns:cx5="http://schemas.microsoft.com/office/drawing/2016/5/11/chartex" xmlns:cx6="http://schemas.microsoft.com/office/drawing/2016/5/12/chartex" xmlns:cx7="http://schemas.microsoft.com/office/drawing/2016/5/13/chartex" xmlns:cx8="http://schemas.microsoft.com/office/drawing/2016/5/14/chartex" xmlns:mc="http://schemas.openxmlformats.org/markup-compatibility/2006" xmlns:aink="http://schemas.microsoft.com/office/drawing/2016/ink" xmlns:am3d="http://schemas.microsoft.com/office/drawing/2017/model3d" xmlns:o="urn:schemas-microsoft-com:office:office" xmlns:r="http://schemas.openxmlformats.org/officeDocument/2006/relationships" xmlns:m="http://schemas.openxmlformats.org/officeDocument/2006/math" xmlns:v="urn:schemas-microsoft-com:vml" xmlns:wp14="http://schemas.microsoft.com/office/word/2010/wordprocessingDrawing" xmlns:wp="http://schemas.openxmlformats.org/drawingml/2006/wordprocessingDrawing" xmlns:w10="urn:schemas-microsoft-com:office:word" xmlns:w="http://schemas.openxmlformats.org/wordprocessingml/2006/main" xmlns:w14="http://schemas.microsoft.com/office/word/2010/wordml" xmlns:w15="http://schemas.microsoft.com/office/word/2012/wordml" xmlns:w16cex="http://schemas.microsoft.com/office/word/2018/wordml/cex" xmlns:w16cid="http://schemas.microsoft.com/office/word/2016/wordml/cid" xmlns:w16="http://schemas.microsoft.com/office/word/2018/wordml" xmlns:w16sdtdh="http://schemas.microsoft.com/office/word/2020/wordml/sdtdatahash" xmlns:w16se="http://schemas.microsoft.com/office/word/2015/wordml/symex" xmlns:wpg="http://schemas.microsoft.com/office/word/2010/wordprocessingGroup" xmlns:wpi="http://schemas.microsoft.com/office/word/2010/wordprocessingInk" xmlns:wne="http://schemas.microsoft.com/office/word/2006/wordml" xmlns:wps="http://schemas.microsoft.com/office/word/2010/wordprocessingShape" mc:Ignorable="w14 w15 w16se w16cid w16 w16cex w16sdtdh wp14">
   <w:endnote w:type="separator" w:id="-1">
     <w:p>
       <w:pPr>
@@ -2513,7 +2513,7 @@
 </file>
 
 <file path=word/footnotes.xml><?xml version="1.0" encoding="utf-8"?>
-<w:footnotes xmlns:wpc="http://schemas.microsoft.com/office/word/2010/wordprocessingCanvas" xmlns:cx="http://schemas.microsoft.com/office/drawing/2014/chartex" xmlns:cx1="http://schemas.microsoft.com/office/drawing/2015/9/8/chartex" xmlns:cx2="http://schemas.microsoft.com/office/drawing/2015/10/21/chartex" xmlns:cx3="http://schemas.microsoft.com/office/drawing/2016/5/9/chartex" xmlns:cx4="http://schemas.microsoft.com/office/drawing/2016/5/10/chartex" xmlns:cx5="http://schemas.microsoft.com/office/drawing/2016/5/11/chartex" xmlns:cx6="http://schemas.microsoft.com/office/drawing/2016/5/12/chartex" xmlns:cx7="http://schemas.microsoft.com/office/drawing/2016/5/13/chartex" xmlns:cx8="http://schemas.microsoft.com/office/drawing/2016/5/14/chartex" xmlns:mc="http://schemas.openxmlformats.org/markup-compatibility/2006" xmlns:aink="http://schemas.microsoft.com/office/drawing/2016/ink" xmlns:am3d="http://schemas.microsoft.com/office/drawing/2017/model3d" xmlns:o="urn:schemas-microsoft-com:office:office" xmlns:oel="http://schemas.microsoft.com/office/2019/extlst" xmlns:r="http://schemas.openxmlformats.org/officeDocument/2006/relationships" xmlns:m="http://schemas.openxmlformats.org/officeDocument/2006/math" xmlns:v="urn:schemas-microsoft-com:vml" xmlns:wp14="http://schemas.microsoft.com/office/word/2010/wordprocessingDrawing" xmlns:wp="http://schemas.openxmlformats.org/drawingml/2006/wordprocessingDrawing" xmlns:w10="urn:schemas-microsoft-com:office:word" xmlns:w="http://schemas.openxmlformats.org/wordprocessingml/2006/main" xmlns:w14="http://schemas.microsoft.com/office/word/2010/wordml" xmlns:w15="http://schemas.microsoft.com/office/word/2012/wordml" xmlns:w16cex="http://schemas.microsoft.com/office/word/2018/wordml/cex" xmlns:w16cid="http://schemas.microsoft.com/office/word/2016/wordml/cid" xmlns:w16="http://schemas.microsoft.com/office/word/2018/wordml" xmlns:w16du="http://schemas.microsoft.com/office/word/2023/wordml/word16du" xmlns:w16sdtdh="http://schemas.microsoft.com/office/word/2020/wordml/sdtdatahash" xmlns:w16sdtfl="http://schemas.microsoft.com/office/word/2024/wordml/sdtformatlock" xmlns:w16se="http://schemas.microsoft.com/office/word/2015/wordml/symex" xmlns:wpg="http://schemas.microsoft.com/office/word/2010/wordprocessingGroup" xmlns:wpi="http://schemas.microsoft.com/office/word/2010/wordprocessingInk" xmlns:wne="http://schemas.microsoft.com/office/word/2006/wordml" xmlns:wps="http://schemas.microsoft.com/office/word/2010/wordprocessingShape" mc:Ignorable="w14 w15 w16se w16cid w16 w16cex w16sdtdh w16sdtfl w16du wp14">
+<w:footnotes xmlns:wpc="http://schemas.microsoft.com/office/word/2010/wordprocessingCanvas" xmlns:cx="http://schemas.microsoft.com/office/drawing/2014/chartex" xmlns:cx1="http://schemas.microsoft.com/office/drawing/2015/9/8/chartex" xmlns:cx2="http://schemas.microsoft.com/office/drawing/2015/10/21/chartex" xmlns:cx3="http://schemas.microsoft.com/office/drawing/2016/5/9/chartex" xmlns:cx4="http://schemas.microsoft.com/office/drawing/2016/5/10/chartex" xmlns:cx5="http://schemas.microsoft.com/office/drawing/2016/5/11/chartex" xmlns:cx6="http://schemas.microsoft.com/office/drawing/2016/5/12/chartex" xmlns:cx7="http://schemas.microsoft.com/office/drawing/2016/5/13/chartex" xmlns:cx8="http://schemas.microsoft.com/office/drawing/2016/5/14/chartex" xmlns:mc="http://schemas.openxmlformats.org/markup-compatibility/2006" xmlns:aink="http://schemas.microsoft.com/office/drawing/2016/ink" xmlns:am3d="http://schemas.microsoft.com/office/drawing/2017/model3d" xmlns:o="urn:schemas-microsoft-com:office:office" xmlns:r="http://schemas.openxmlformats.org/officeDocument/2006/relationships" xmlns:m="http://schemas.openxmlformats.org/officeDocument/2006/math" xmlns:v="urn:schemas-microsoft-com:vml" xmlns:wp14="http://schemas.microsoft.com/office/word/2010/wordprocessingDrawing" xmlns:wp="http://schemas.openxmlformats.org/drawingml/2006/wordprocessingDrawing" xmlns:w10="urn:schemas-microsoft-com:office:word" xmlns:w="http://schemas.openxmlformats.org/wordprocessingml/2006/main" xmlns:w14="http://schemas.microsoft.com/office/word/2010/wordml" xmlns:w15="http://schemas.microsoft.com/office/word/2012/wordml" xmlns:w16cex="http://schemas.microsoft.com/office/word/2018/wordml/cex" xmlns:w16cid="http://schemas.microsoft.com/office/word/2016/wordml/cid" xmlns:w16="http://schemas.microsoft.com/office/word/2018/wordml" xmlns:w16sdtdh="http://schemas.microsoft.com/office/word/2020/wordml/sdtdatahash" xmlns:w16se="http://schemas.microsoft.com/office/word/2015/wordml/symex" xmlns:wpg="http://schemas.microsoft.com/office/word/2010/wordprocessingGroup" xmlns:wpi="http://schemas.microsoft.com/office/word/2010/wordprocessingInk" xmlns:wne="http://schemas.microsoft.com/office/word/2006/wordml" xmlns:wps="http://schemas.microsoft.com/office/word/2010/wordprocessingShape" mc:Ignorable="w14 w15 w16se w16cid w16 w16cex w16sdtdh wp14">
   <w:footnote w:type="separator" w:id="-1">
     <w:p>
       <w:pPr>
@@ -2538,7 +2538,7 @@
 </file>
 
 <file path=word/header1.xml><?xml version="1.0" encoding="utf-8"?>
-<w:hdr xmlns:wpc="http://schemas.microsoft.com/office/word/2010/wordprocessingCanvas" xmlns:cx="http://schemas.microsoft.com/office/drawing/2014/chartex" xmlns:cx1="http://schemas.microsoft.com/office/drawing/2015/9/8/chartex" xmlns:cx2="http://schemas.microsoft.com/office/drawing/2015/10/21/chartex" xmlns:cx3="http://schemas.microsoft.com/office/drawing/2016/5/9/chartex" xmlns:cx4="http://schemas.microsoft.com/office/drawing/2016/5/10/chartex" xmlns:cx5="http://schemas.microsoft.com/office/drawing/2016/5/11/chartex" xmlns:cx6="http://schemas.microsoft.com/office/drawing/2016/5/12/chartex" xmlns:cx7="http://schemas.microsoft.com/office/drawing/2016/5/13/chartex" xmlns:cx8="http://schemas.microsoft.com/office/drawing/2016/5/14/chartex" xmlns:mc="http://schemas.openxmlformats.org/markup-compatibility/2006" xmlns:aink="http://schemas.microsoft.com/office/drawing/2016/ink" xmlns:am3d="http://schemas.microsoft.com/office/drawing/2017/model3d" xmlns:o="urn:schemas-microsoft-com:office:office" xmlns:oel="http://schemas.microsoft.com/office/2019/extlst" xmlns:r="http://schemas.openxmlformats.org/officeDocument/2006/relationships" xmlns:m="http://schemas.openxmlformats.org/officeDocument/2006/math" xmlns:v="urn:schemas-microsoft-com:vml" xmlns:wp14="http://schemas.microsoft.com/office/word/2010/wordprocessingDrawing" xmlns:wp="http://schemas.openxmlformats.org/drawingml/2006/wordprocessingDrawing" xmlns:w10="urn:schemas-microsoft-com:office:word" xmlns:w="http://schemas.openxmlformats.org/wordprocessingml/2006/main" xmlns:w14="http://schemas.microsoft.com/office/word/2010/wordml" xmlns:w15="http://schemas.microsoft.com/office/word/2012/wordml" xmlns:w16cex="http://schemas.microsoft.com/office/word/2018/wordml/cex" xmlns:w16cid="http://schemas.microsoft.com/office/word/2016/wordml/cid" xmlns:w16="http://schemas.microsoft.com/office/word/2018/wordml" xmlns:w16du="http://schemas.microsoft.com/office/word/2023/wordml/word16du" xmlns:w16sdtdh="http://schemas.microsoft.com/office/word/2020/wordml/sdtdatahash" xmlns:w16sdtfl="http://schemas.microsoft.com/office/word/2024/wordml/sdtformatlock" xmlns:w16se="http://schemas.microsoft.com/office/word/2015/wordml/symex" xmlns:wpg="http://schemas.microsoft.com/office/word/2010/wordprocessingGroup" xmlns:wpi="http://schemas.microsoft.com/office/word/2010/wordprocessingInk" xmlns:wne="http://schemas.microsoft.com/office/word/2006/wordml" xmlns:wps="http://schemas.microsoft.com/office/word/2010/wordprocessingShape" mc:Ignorable="w14 w15 w16se w16cid w16 w16cex w16sdtdh w16sdtfl w16du wp14">
+<w:hdr xmlns:wpc="http://schemas.microsoft.com/office/word/2010/wordprocessingCanvas" xmlns:cx="http://schemas.microsoft.com/office/drawing/2014/chartex" xmlns:cx1="http://schemas.microsoft.com/office/drawing/2015/9/8/chartex" xmlns:cx2="http://schemas.microsoft.com/office/drawing/2015/10/21/chartex" xmlns:cx3="http://schemas.microsoft.com/office/drawing/2016/5/9/chartex" xmlns:cx4="http://schemas.microsoft.com/office/drawing/2016/5/10/chartex" xmlns:cx5="http://schemas.microsoft.com/office/drawing/2016/5/11/chartex" xmlns:cx6="http://schemas.microsoft.com/office/drawing/2016/5/12/chartex" xmlns:cx7="http://schemas.microsoft.com/office/drawing/2016/5/13/chartex" xmlns:cx8="http://schemas.microsoft.com/office/drawing/2016/5/14/chartex" xmlns:mc="http://schemas.openxmlformats.org/markup-compatibility/2006" xmlns:aink="http://schemas.microsoft.com/office/drawing/2016/ink" xmlns:am3d="http://schemas.microsoft.com/office/drawing/2017/model3d" xmlns:o="urn:schemas-microsoft-com:office:office" xmlns:r="http://schemas.openxmlformats.org/officeDocument/2006/relationships" xmlns:m="http://schemas.openxmlformats.org/officeDocument/2006/math" xmlns:v="urn:schemas-microsoft-com:vml" xmlns:wp14="http://schemas.microsoft.com/office/word/2010/wordprocessingDrawing" xmlns:wp="http://schemas.openxmlformats.org/drawingml/2006/wordprocessingDrawing" xmlns:w10="urn:schemas-microsoft-com:office:word" xmlns:w="http://schemas.openxmlformats.org/wordprocessingml/2006/main" xmlns:w14="http://schemas.microsoft.com/office/word/2010/wordml" xmlns:w15="http://schemas.microsoft.com/office/word/2012/wordml" xmlns:w16cex="http://schemas.microsoft.com/office/word/2018/wordml/cex" xmlns:w16cid="http://schemas.microsoft.com/office/word/2016/wordml/cid" xmlns:w16="http://schemas.microsoft.com/office/word/2018/wordml" xmlns:w16sdtdh="http://schemas.microsoft.com/office/word/2020/wordml/sdtdatahash" xmlns:w16se="http://schemas.microsoft.com/office/word/2015/wordml/symex" xmlns:wpg="http://schemas.microsoft.com/office/word/2010/wordprocessingGroup" xmlns:wpi="http://schemas.microsoft.com/office/word/2010/wordprocessingInk" xmlns:wne="http://schemas.microsoft.com/office/word/2006/wordml" xmlns:wps="http://schemas.microsoft.com/office/word/2010/wordprocessingShape" mc:Ignorable="w14 w15 w16se w16cid w16 w16cex w16sdtdh wp14">
   <w:p>
     <w:pPr>
       <w:jc w:val="center"/>
@@ -2709,7 +2709,7 @@
 </file>
 
 <file path=word/numbering.xml><?xml version="1.0" encoding="utf-8"?>
-<w:numbering xmlns:wpc="http://schemas.microsoft.com/office/word/2010/wordprocessingCanvas" xmlns:cx="http://schemas.microsoft.com/office/drawing/2014/chartex" xmlns:cx1="http://schemas.microsoft.com/office/drawing/2015/9/8/chartex" xmlns:cx2="http://schemas.microsoft.com/office/drawing/2015/10/21/chartex" xmlns:cx3="http://schemas.microsoft.com/office/drawing/2016/5/9/chartex" xmlns:cx4="http://schemas.microsoft.com/office/drawing/2016/5/10/chartex" xmlns:cx5="http://schemas.microsoft.com/office/drawing/2016/5/11/chartex" xmlns:cx6="http://schemas.microsoft.com/office/drawing/2016/5/12/chartex" xmlns:cx7="http://schemas.microsoft.com/office/drawing/2016/5/13/chartex" xmlns:cx8="http://schemas.microsoft.com/office/drawing/2016/5/14/chartex" xmlns:mc="http://schemas.openxmlformats.org/markup-compatibility/2006" xmlns:aink="http://schemas.microsoft.com/office/drawing/2016/ink" xmlns:am3d="http://schemas.microsoft.com/office/drawing/2017/model3d" xmlns:o="urn:schemas-microsoft-com:office:office" xmlns:oel="http://schemas.microsoft.com/office/2019/extlst" xmlns:r="http://schemas.openxmlformats.org/officeDocument/2006/relationships" xmlns:m="http://schemas.openxmlformats.org/officeDocument/2006/math" xmlns:v="urn:schemas-microsoft-com:vml" xmlns:wp14="http://schemas.microsoft.com/office/word/2010/wordprocessingDrawing" xmlns:wp="http://schemas.openxmlformats.org/drawingml/2006/wordprocessingDrawing" xmlns:w10="urn:schemas-microsoft-com:office:word" xmlns:w="http://schemas.openxmlformats.org/wordprocessingml/2006/main" xmlns:w14="http://schemas.microsoft.com/office/word/2010/wordml" xmlns:w15="http://schemas.microsoft.com/office/word/2012/wordml" xmlns:w16cex="http://schemas.microsoft.com/office/word/2018/wordml/cex" xmlns:w16cid="http://schemas.microsoft.com/office/word/2016/wordml/cid" xmlns:w16="http://schemas.microsoft.com/office/word/2018/wordml" xmlns:w16du="http://schemas.microsoft.com/office/word/2023/wordml/word16du" xmlns:w16sdtdh="http://schemas.microsoft.com/office/word/2020/wordml/sdtdatahash" xmlns:w16sdtfl="http://schemas.microsoft.com/office/word/2024/wordml/sdtformatlock" xmlns:w16se="http://schemas.microsoft.com/office/word/2015/wordml/symex" xmlns:wpg="http://schemas.microsoft.com/office/word/2010/wordprocessingGroup" xmlns:wpi="http://schemas.microsoft.com/office/word/2010/wordprocessingInk" xmlns:wne="http://schemas.microsoft.com/office/word/2006/wordml" xmlns:wps="http://schemas.microsoft.com/office/word/2010/wordprocessingShape" mc:Ignorable="w14 w15 w16se w16cid w16 w16cex w16sdtdh w16sdtfl w16du wp14">
+<w:numbering xmlns:wpc="http://schemas.microsoft.com/office/word/2010/wordprocessingCanvas" xmlns:cx="http://schemas.microsoft.com/office/drawing/2014/chartex" xmlns:cx1="http://schemas.microsoft.com/office/drawing/2015/9/8/chartex" xmlns:cx2="http://schemas.microsoft.com/office/drawing/2015/10/21/chartex" xmlns:cx3="http://schemas.microsoft.com/office/drawing/2016/5/9/chartex" xmlns:cx4="http://schemas.microsoft.com/office/drawing/2016/5/10/chartex" xmlns:cx5="http://schemas.microsoft.com/office/drawing/2016/5/11/chartex" xmlns:cx6="http://schemas.microsoft.com/office/drawing/2016/5/12/chartex" xmlns:cx7="http://schemas.microsoft.com/office/drawing/2016/5/13/chartex" xmlns:cx8="http://schemas.microsoft.com/office/drawing/2016/5/14/chartex" xmlns:mc="http://schemas.openxmlformats.org/markup-compatibility/2006" xmlns:aink="http://schemas.microsoft.com/office/drawing/2016/ink" xmlns:am3d="http://schemas.microsoft.com/office/drawing/2017/model3d" xmlns:o="urn:schemas-microsoft-com:office:office" xmlns:r="http://schemas.openxmlformats.org/officeDocument/2006/relationships" xmlns:m="http://schemas.openxmlformats.org/officeDocument/2006/math" xmlns:v="urn:schemas-microsoft-com:vml" xmlns:wp14="http://schemas.microsoft.com/office/word/2010/wordprocessingDrawing" xmlns:wp="http://schemas.openxmlformats.org/drawingml/2006/wordprocessingDrawing" xmlns:w10="urn:schemas-microsoft-com:office:word" xmlns:w="http://schemas.openxmlformats.org/wordprocessingml/2006/main" xmlns:w14="http://schemas.microsoft.com/office/word/2010/wordml" xmlns:w15="http://schemas.microsoft.com/office/word/2012/wordml" xmlns:w16cex="http://schemas.microsoft.com/office/word/2018/wordml/cex" xmlns:w16cid="http://schemas.microsoft.com/office/word/2016/wordml/cid" xmlns:w16="http://schemas.microsoft.com/office/word/2018/wordml" xmlns:w16sdtdh="http://schemas.microsoft.com/office/word/2020/wordml/sdtdatahash" xmlns:w16se="http://schemas.microsoft.com/office/word/2015/wordml/symex" xmlns:wpg="http://schemas.microsoft.com/office/word/2010/wordprocessingGroup" xmlns:wpi="http://schemas.microsoft.com/office/word/2010/wordprocessingInk" xmlns:wne="http://schemas.microsoft.com/office/word/2006/wordml" xmlns:wps="http://schemas.microsoft.com/office/word/2010/wordprocessingShape" mc:Ignorable="w14 w15 w16se w16cid w16 w16cex w16sdtdh wp14">
   <w:abstractNum w:abstractNumId="0" w15:restartNumberingAfterBreak="0">
     <w:nsid w:val="22E159CF"/>
     <w:multiLevelType w:val="hybridMultilevel"/>
@@ -2972,7 +2972,7 @@
       </w:pPr>
     </w:lvl>
   </w:abstractNum>
-  <w:num w:numId="1" w16cid:durableId="796413308">
+  <w:num w:numId="1">
     <w:abstractNumId w:val="1"/>
     <w:lvlOverride w:ilvl="0">
       <w:startOverride w:val="1"/>
@@ -3002,20 +3002,20 @@
       <w:startOverride w:val="1"/>
     </w:lvlOverride>
   </w:num>
-  <w:num w:numId="2" w16cid:durableId="2009942113">
+  <w:num w:numId="2">
     <w:abstractNumId w:val="1"/>
   </w:num>
-  <w:num w:numId="3" w16cid:durableId="425657798">
+  <w:num w:numId="3">
     <w:abstractNumId w:val="0"/>
   </w:num>
-  <w:num w:numId="4" w16cid:durableId="1262106719">
+  <w:num w:numId="4">
     <w:abstractNumId w:val="2"/>
   </w:num>
 </w:numbering>
 </file>
 
 <file path=word/styles.xml><?xml version="1.0" encoding="utf-8"?>
-<w:styles xmlns:mc="http://schemas.openxmlformats.org/markup-compatibility/2006" xmlns:r="http://schemas.openxmlformats.org/officeDocument/2006/relationships" xmlns:w="http://schemas.openxmlformats.org/wordprocessingml/2006/main" xmlns:w14="http://schemas.microsoft.com/office/word/2010/wordml" xmlns:w15="http://schemas.microsoft.com/office/word/2012/wordml" xmlns:w16cex="http://schemas.microsoft.com/office/word/2018/wordml/cex" xmlns:w16cid="http://schemas.microsoft.com/office/word/2016/wordml/cid" xmlns:w16="http://schemas.microsoft.com/office/word/2018/wordml" xmlns:w16du="http://schemas.microsoft.com/office/word/2023/wordml/word16du" xmlns:w16sdtdh="http://schemas.microsoft.com/office/word/2020/wordml/sdtdatahash" xmlns:w16sdtfl="http://schemas.microsoft.com/office/word/2024/wordml/sdtformatlock" xmlns:w16se="http://schemas.microsoft.com/office/word/2015/wordml/symex" mc:Ignorable="w14 w15 w16se w16cid w16 w16cex w16sdtdh w16sdtfl w16du">
+<w:styles xmlns:mc="http://schemas.openxmlformats.org/markup-compatibility/2006" xmlns:r="http://schemas.openxmlformats.org/officeDocument/2006/relationships" xmlns:w="http://schemas.openxmlformats.org/wordprocessingml/2006/main" xmlns:w14="http://schemas.microsoft.com/office/word/2010/wordml" xmlns:w15="http://schemas.microsoft.com/office/word/2012/wordml" xmlns:w16cex="http://schemas.microsoft.com/office/word/2018/wordml/cex" xmlns:w16cid="http://schemas.microsoft.com/office/word/2016/wordml/cid" xmlns:w16="http://schemas.microsoft.com/office/word/2018/wordml" xmlns:w16sdtdh="http://schemas.microsoft.com/office/word/2020/wordml/sdtdatahash" xmlns:w16se="http://schemas.microsoft.com/office/word/2015/wordml/symex" mc:Ignorable="w14 w15 w16se w16cid w16 w16cex w16sdtdh">
   <w:docDefaults>
     <w:rPrDefault>
       <w:rPr>
@@ -4028,7 +4028,7 @@
 </file>
 
 <file path=word/glossary/document.xml><?xml version="1.0" encoding="utf-8"?>
-<w:glossaryDocument xmlns:wpc="http://schemas.microsoft.com/office/word/2010/wordprocessingCanvas" xmlns:cx="http://schemas.microsoft.com/office/drawing/2014/chartex" xmlns:cx1="http://schemas.microsoft.com/office/drawing/2015/9/8/chartex" xmlns:cx2="http://schemas.microsoft.com/office/drawing/2015/10/21/chartex" xmlns:cx3="http://schemas.microsoft.com/office/drawing/2016/5/9/chartex" xmlns:cx4="http://schemas.microsoft.com/office/drawing/2016/5/10/chartex" xmlns:cx5="http://schemas.microsoft.com/office/drawing/2016/5/11/chartex" xmlns:cx6="http://schemas.microsoft.com/office/drawing/2016/5/12/chartex" xmlns:cx7="http://schemas.microsoft.com/office/drawing/2016/5/13/chartex" xmlns:cx8="http://schemas.microsoft.com/office/drawing/2016/5/14/chartex" xmlns:mc="http://schemas.openxmlformats.org/markup-compatibility/2006" xmlns:aink="http://schemas.microsoft.com/office/drawing/2016/ink" xmlns:am3d="http://schemas.microsoft.com/office/drawing/2017/model3d" xmlns:o="urn:schemas-microsoft-com:office:office" xmlns:oel="http://schemas.microsoft.com/office/2019/extlst" xmlns:r="http://schemas.openxmlformats.org/officeDocument/2006/relationships" xmlns:m="http://schemas.openxmlformats.org/officeDocument/2006/math" xmlns:v="urn:schemas-microsoft-com:vml" xmlns:wp14="http://schemas.microsoft.com/office/word/2010/wordprocessingDrawing" xmlns:wp="http://schemas.openxmlformats.org/drawingml/2006/wordprocessingDrawing" xmlns:w10="urn:schemas-microsoft-com:office:word" xmlns:w="http://schemas.openxmlformats.org/wordprocessingml/2006/main" xmlns:w14="http://schemas.microsoft.com/office/word/2010/wordml" xmlns:w15="http://schemas.microsoft.com/office/word/2012/wordml" xmlns:w16cex="http://schemas.microsoft.com/office/word/2018/wordml/cex" xmlns:w16cid="http://schemas.microsoft.com/office/word/2016/wordml/cid" xmlns:w16="http://schemas.microsoft.com/office/word/2018/wordml" xmlns:w16du="http://schemas.microsoft.com/office/word/2023/wordml/word16du" xmlns:w16sdtdh="http://schemas.microsoft.com/office/word/2020/wordml/sdtdatahash" xmlns:w16sdtfl="http://schemas.microsoft.com/office/word/2024/wordml/sdtformatlock" xmlns:w16se="http://schemas.microsoft.com/office/word/2015/wordml/symex" xmlns:wpg="http://schemas.microsoft.com/office/word/2010/wordprocessingGroup" xmlns:wpi="http://schemas.microsoft.com/office/word/2010/wordprocessingInk" xmlns:wne="http://schemas.microsoft.com/office/word/2006/wordml" xmlns:wps="http://schemas.microsoft.com/office/word/2010/wordprocessingShape" mc:Ignorable="w14 w15 w16se w16cid w16 w16cex w16sdtdh w16sdtfl w16du wp14">
+<w:glossaryDocument xmlns:wpc="http://schemas.microsoft.com/office/word/2010/wordprocessingCanvas" xmlns:cx="http://schemas.microsoft.com/office/drawing/2014/chartex" xmlns:cx1="http://schemas.microsoft.com/office/drawing/2015/9/8/chartex" xmlns:cx2="http://schemas.microsoft.com/office/drawing/2015/10/21/chartex" xmlns:cx3="http://schemas.microsoft.com/office/drawing/2016/5/9/chartex" xmlns:cx4="http://schemas.microsoft.com/office/drawing/2016/5/10/chartex" xmlns:cx5="http://schemas.microsoft.com/office/drawing/2016/5/11/chartex" xmlns:cx6="http://schemas.microsoft.com/office/drawing/2016/5/12/chartex" xmlns:cx7="http://schemas.microsoft.com/office/drawing/2016/5/13/chartex" xmlns:cx8="http://schemas.microsoft.com/office/drawing/2016/5/14/chartex" xmlns:mc="http://schemas.openxmlformats.org/markup-compatibility/2006" xmlns:aink="http://schemas.microsoft.com/office/drawing/2016/ink" xmlns:am3d="http://schemas.microsoft.com/office/drawing/2017/model3d" xmlns:o="urn:schemas-microsoft-com:office:office" xmlns:r="http://schemas.openxmlformats.org/officeDocument/2006/relationships" xmlns:m="http://schemas.openxmlformats.org/officeDocument/2006/math" xmlns:v="urn:schemas-microsoft-com:vml" xmlns:wp14="http://schemas.microsoft.com/office/word/2010/wordprocessingDrawing" xmlns:wp="http://schemas.openxmlformats.org/drawingml/2006/wordprocessingDrawing" xmlns:w10="urn:schemas-microsoft-com:office:word" xmlns:w="http://schemas.openxmlformats.org/wordprocessingml/2006/main" xmlns:w14="http://schemas.microsoft.com/office/word/2010/wordml" xmlns:w15="http://schemas.microsoft.com/office/word/2012/wordml" xmlns:w16cex="http://schemas.microsoft.com/office/word/2018/wordml/cex" xmlns:w16cid="http://schemas.microsoft.com/office/word/2016/wordml/cid" xmlns:w16="http://schemas.microsoft.com/office/word/2018/wordml" xmlns:w16sdtdh="http://schemas.microsoft.com/office/word/2020/wordml/sdtdatahash" xmlns:w16se="http://schemas.microsoft.com/office/word/2015/wordml/symex" xmlns:wpg="http://schemas.microsoft.com/office/word/2010/wordprocessingGroup" xmlns:wpi="http://schemas.microsoft.com/office/word/2010/wordprocessingInk" xmlns:wne="http://schemas.microsoft.com/office/word/2006/wordml" xmlns:wps="http://schemas.microsoft.com/office/word/2010/wordprocessingShape" mc:Ignorable="w14 w15 w16se w16cid w16 w16cex w16sdtdh wp14">
   <w:docParts>
     <w:docPart>
       <w:docPartPr>
@@ -4211,68 +4211,6 @@
     </w:docPart>
     <w:docPart>
       <w:docPartPr>
-        <w:name w:val="00F546698A8D48BE98635477096E240C"/>
-        <w:category>
-          <w:name w:val="General"/>
-          <w:gallery w:val="placeholder"/>
-        </w:category>
-        <w:types>
-          <w:type w:val="bbPlcHdr"/>
-        </w:types>
-        <w:behaviors>
-          <w:behavior w:val="content"/>
-        </w:behaviors>
-        <w:guid w:val="{B8337548-1B2E-4786-9E91-C4CEAF31346F}"/>
-      </w:docPartPr>
-      <w:docPartBody>
-        <w:p>
-          <w:pPr>
-            <w:pStyle w:val="00F546698A8D48BE98635477096E240C"/>
-          </w:pPr>
-          <w:r>
-            <w:rPr>
-              <w:rStyle w:val="Textodelmarcadordeposicin"/>
-              <w:sz w:val="16"/>
-              <w:szCs w:val="16"/>
-            </w:rPr>
-            <w:t>Haga clic o pulse aquí para escribir texto.</w:t>
-          </w:r>
-        </w:p>
-      </w:docPartBody>
-    </w:docPart>
-    <w:docPart>
-      <w:docPartPr>
-        <w:name w:val="BA8F7A2FD9B34671BB850F2FCD3A20B9"/>
-        <w:category>
-          <w:name w:val="General"/>
-          <w:gallery w:val="placeholder"/>
-        </w:category>
-        <w:types>
-          <w:type w:val="bbPlcHdr"/>
-        </w:types>
-        <w:behaviors>
-          <w:behavior w:val="content"/>
-        </w:behaviors>
-        <w:guid w:val="{F2686F5E-EBC7-4EB7-AF10-149784E1FC4C}"/>
-      </w:docPartPr>
-      <w:docPartBody>
-        <w:p>
-          <w:pPr>
-            <w:pStyle w:val="BA8F7A2FD9B34671BB850F2FCD3A20B9"/>
-          </w:pPr>
-          <w:r>
-            <w:rPr>
-              <w:rStyle w:val="Textodelmarcadordeposicin"/>
-              <w:sz w:val="16"/>
-              <w:szCs w:val="16"/>
-            </w:rPr>
-            <w:t>Haga clic aquí o pulse para escribir una fecha.</w:t>
-          </w:r>
-        </w:p>
-      </w:docPartBody>
-    </w:docPart>
-    <w:docPart>
-      <w:docPartPr>
         <w:name w:val="56735A12136A4C4D893FEA84E21134B9"/>
         <w:category>
           <w:name w:val="General"/>
@@ -4338,7 +4276,7 @@
 </file>
 
 <file path=word/glossary/fontTable.xml><?xml version="1.0" encoding="utf-8"?>
-<w:fonts xmlns:mc="http://schemas.openxmlformats.org/markup-compatibility/2006" xmlns:r="http://schemas.openxmlformats.org/officeDocument/2006/relationships" xmlns:w="http://schemas.openxmlformats.org/wordprocessingml/2006/main" xmlns:w14="http://schemas.microsoft.com/office/word/2010/wordml" xmlns:w15="http://schemas.microsoft.com/office/word/2012/wordml" xmlns:w16cex="http://schemas.microsoft.com/office/word/2018/wordml/cex" xmlns:w16cid="http://schemas.microsoft.com/office/word/2016/wordml/cid" xmlns:w16="http://schemas.microsoft.com/office/word/2018/wordml" xmlns:w16du="http://schemas.microsoft.com/office/word/2023/wordml/word16du" xmlns:w16sdtdh="http://schemas.microsoft.com/office/word/2020/wordml/sdtdatahash" xmlns:w16sdtfl="http://schemas.microsoft.com/office/word/2024/wordml/sdtformatlock" xmlns:w16se="http://schemas.microsoft.com/office/word/2015/wordml/symex" mc:Ignorable="w14 w15 w16se w16cid w16 w16cex w16sdtdh w16sdtfl w16du">
+<w:fonts xmlns:mc="http://schemas.openxmlformats.org/markup-compatibility/2006" xmlns:r="http://schemas.openxmlformats.org/officeDocument/2006/relationships" xmlns:w="http://schemas.openxmlformats.org/wordprocessingml/2006/main" xmlns:w14="http://schemas.microsoft.com/office/word/2010/wordml" xmlns:w15="http://schemas.microsoft.com/office/word/2012/wordml" xmlns:w16cex="http://schemas.microsoft.com/office/word/2018/wordml/cex" xmlns:w16cid="http://schemas.microsoft.com/office/word/2016/wordml/cid" xmlns:w16="http://schemas.microsoft.com/office/word/2018/wordml" xmlns:w16sdtdh="http://schemas.microsoft.com/office/word/2020/wordml/sdtdatahash" xmlns:w16se="http://schemas.microsoft.com/office/word/2015/wordml/symex" mc:Ignorable="w14 w15 w16se w16cid w16 w16cex w16sdtdh">
   <w:font w:name="Times New Roman">
     <w:panose1 w:val="02020603050405020304"/>
     <w:charset w:val="00"/>
@@ -4347,12 +4285,14 @@
     <w:sig w:usb0="E0002EFF" w:usb1="C000785B" w:usb2="00000009" w:usb3="00000000" w:csb0="000001FF" w:csb1="00000000"/>
   </w:font>
   <w:font w:name="Aptos">
+    <w:altName w:val="Calibri"/>
     <w:charset w:val="00"/>
     <w:family w:val="swiss"/>
     <w:pitch w:val="variable"/>
     <w:sig w:usb0="20000287" w:usb1="00000003" w:usb2="00000000" w:usb3="00000000" w:csb0="0000019F" w:csb1="00000000"/>
   </w:font>
   <w:font w:name="Aptos Display">
+    <w:altName w:val="Calibri"/>
     <w:charset w:val="00"/>
     <w:family w:val="swiss"/>
     <w:pitch w:val="variable"/>
@@ -4370,13 +4310,20 @@
     <w:charset w:val="00"/>
     <w:family w:val="swiss"/>
     <w:pitch w:val="variable"/>
-    <w:sig w:usb0="E4002EFF" w:usb1="C000247B" w:usb2="00000009" w:usb3="00000000" w:csb0="000001FF" w:csb1="00000000"/>
+    <w:sig w:usb0="E4002EFF" w:usb1="C200247B" w:usb2="00000009" w:usb3="00000000" w:csb0="000001FF" w:csb1="00000000"/>
+  </w:font>
+  <w:font w:name="Calibri Light">
+    <w:panose1 w:val="020F0302020204030204"/>
+    <w:charset w:val="00"/>
+    <w:family w:val="swiss"/>
+    <w:pitch w:val="variable"/>
+    <w:sig w:usb0="E4002EFF" w:usb1="C200247B" w:usb2="00000009" w:usb3="00000000" w:csb0="000001FF" w:csb1="00000000"/>
   </w:font>
 </w:fonts>
 </file>
 
 <file path=word/glossary/settings.xml><?xml version="1.0" encoding="utf-8"?>
-<w:settings xmlns:mc="http://schemas.openxmlformats.org/markup-compatibility/2006" xmlns:o="urn:schemas-microsoft-com:office:office" xmlns:r="http://schemas.openxmlformats.org/officeDocument/2006/relationships" xmlns:m="http://schemas.openxmlformats.org/officeDocument/2006/math" xmlns:v="urn:schemas-microsoft-com:vml" xmlns:w10="urn:schemas-microsoft-com:office:word" xmlns:w="http://schemas.openxmlformats.org/wordprocessingml/2006/main" xmlns:w14="http://schemas.microsoft.com/office/word/2010/wordml" xmlns:w15="http://schemas.microsoft.com/office/word/2012/wordml" xmlns:w16cex="http://schemas.microsoft.com/office/word/2018/wordml/cex" xmlns:w16cid="http://schemas.microsoft.com/office/word/2016/wordml/cid" xmlns:w16="http://schemas.microsoft.com/office/word/2018/wordml" xmlns:w16du="http://schemas.microsoft.com/office/word/2023/wordml/word16du" xmlns:w16sdtdh="http://schemas.microsoft.com/office/word/2020/wordml/sdtdatahash" xmlns:w16sdtfl="http://schemas.microsoft.com/office/word/2024/wordml/sdtformatlock" xmlns:w16se="http://schemas.microsoft.com/office/word/2015/wordml/symex" xmlns:sl="http://schemas.openxmlformats.org/schemaLibrary/2006/main" mc:Ignorable="w14 w15 w16se w16cid w16 w16cex w16sdtdh w16sdtfl w16du">
+<w:settings xmlns:mc="http://schemas.openxmlformats.org/markup-compatibility/2006" xmlns:o="urn:schemas-microsoft-com:office:office" xmlns:r="http://schemas.openxmlformats.org/officeDocument/2006/relationships" xmlns:m="http://schemas.openxmlformats.org/officeDocument/2006/math" xmlns:v="urn:schemas-microsoft-com:vml" xmlns:w10="urn:schemas-microsoft-com:office:word" xmlns:w="http://schemas.openxmlformats.org/wordprocessingml/2006/main" xmlns:w14="http://schemas.microsoft.com/office/word/2010/wordml" xmlns:w15="http://schemas.microsoft.com/office/word/2012/wordml" xmlns:w16cex="http://schemas.microsoft.com/office/word/2018/wordml/cex" xmlns:w16cid="http://schemas.microsoft.com/office/word/2016/wordml/cid" xmlns:w16="http://schemas.microsoft.com/office/word/2018/wordml" xmlns:w16sdtdh="http://schemas.microsoft.com/office/word/2020/wordml/sdtdatahash" xmlns:w16se="http://schemas.microsoft.com/office/word/2015/wordml/symex" xmlns:sl="http://schemas.openxmlformats.org/schemaLibrary/2006/main" mc:Ignorable="w14 w15 w16se w16cid w16 w16cex w16sdtdh">
   <w:view w:val="normal"/>
   <w:defaultTabStop w:val="708"/>
   <w:hyphenationZone w:val="425"/>
@@ -4431,7 +4378,7 @@
 </file>
 
 <file path=word/glossary/styles.xml><?xml version="1.0" encoding="utf-8"?>
-<w:styles xmlns:mc="http://schemas.openxmlformats.org/markup-compatibility/2006" xmlns:r="http://schemas.openxmlformats.org/officeDocument/2006/relationships" xmlns:w="http://schemas.openxmlformats.org/wordprocessingml/2006/main" xmlns:w14="http://schemas.microsoft.com/office/word/2010/wordml" xmlns:w15="http://schemas.microsoft.com/office/word/2012/wordml" xmlns:w16cex="http://schemas.microsoft.com/office/word/2018/wordml/cex" xmlns:w16cid="http://schemas.microsoft.com/office/word/2016/wordml/cid" xmlns:w16="http://schemas.microsoft.com/office/word/2018/wordml" xmlns:w16du="http://schemas.microsoft.com/office/word/2023/wordml/word16du" xmlns:w16sdtdh="http://schemas.microsoft.com/office/word/2020/wordml/sdtdatahash" xmlns:w16sdtfl="http://schemas.microsoft.com/office/word/2024/wordml/sdtformatlock" xmlns:w16se="http://schemas.microsoft.com/office/word/2015/wordml/symex" mc:Ignorable="w14 w15 w16se w16cid w16 w16cex w16sdtdh w16sdtfl w16du">
+<w:styles xmlns:mc="http://schemas.openxmlformats.org/markup-compatibility/2006" xmlns:r="http://schemas.openxmlformats.org/officeDocument/2006/relationships" xmlns:w="http://schemas.openxmlformats.org/wordprocessingml/2006/main" xmlns:w14="http://schemas.microsoft.com/office/word/2010/wordml" xmlns:w15="http://schemas.microsoft.com/office/word/2012/wordml" xmlns:w16cex="http://schemas.microsoft.com/office/word/2018/wordml/cex" xmlns:w16cid="http://schemas.microsoft.com/office/word/2016/wordml/cid" xmlns:w16="http://schemas.microsoft.com/office/word/2018/wordml" xmlns:w16sdtdh="http://schemas.microsoft.com/office/word/2020/wordml/sdtdatahash" xmlns:w16se="http://schemas.microsoft.com/office/word/2015/wordml/symex" mc:Ignorable="w14 w15 w16se w16cid w16 w16cex w16sdtdh">
   <w:docDefaults>
     <w:rPrDefault>
       <w:rPr>
@@ -4993,7 +4940,7 @@
 </file>
 
 <file path=word/glossary/webSettings.xml><?xml version="1.0" encoding="utf-8"?>
-<w:webSettings xmlns:mc="http://schemas.openxmlformats.org/markup-compatibility/2006" xmlns:r="http://schemas.openxmlformats.org/officeDocument/2006/relationships" xmlns:w="http://schemas.openxmlformats.org/wordprocessingml/2006/main" xmlns:w14="http://schemas.microsoft.com/office/word/2010/wordml" xmlns:w15="http://schemas.microsoft.com/office/word/2012/wordml" xmlns:w16cex="http://schemas.microsoft.com/office/word/2018/wordml/cex" xmlns:w16cid="http://schemas.microsoft.com/office/word/2016/wordml/cid" xmlns:w16="http://schemas.microsoft.com/office/word/2018/wordml" xmlns:w16du="http://schemas.microsoft.com/office/word/2023/wordml/word16du" xmlns:w16sdtdh="http://schemas.microsoft.com/office/word/2020/wordml/sdtdatahash" xmlns:w16sdtfl="http://schemas.microsoft.com/office/word/2024/wordml/sdtformatlock" xmlns:w16se="http://schemas.microsoft.com/office/word/2015/wordml/symex" mc:Ignorable="w14 w15 w16se w16cid w16 w16cex w16sdtdh w16sdtfl w16du">
+<w:webSettings xmlns:mc="http://schemas.openxmlformats.org/markup-compatibility/2006" xmlns:r="http://schemas.openxmlformats.org/officeDocument/2006/relationships" xmlns:w="http://schemas.openxmlformats.org/wordprocessingml/2006/main" xmlns:w14="http://schemas.microsoft.com/office/word/2010/wordml" xmlns:w15="http://schemas.microsoft.com/office/word/2012/wordml" xmlns:w16cex="http://schemas.microsoft.com/office/word/2018/wordml/cex" xmlns:w16cid="http://schemas.microsoft.com/office/word/2016/wordml/cid" xmlns:w16="http://schemas.microsoft.com/office/word/2018/wordml" xmlns:w16sdtdh="http://schemas.microsoft.com/office/word/2020/wordml/sdtdatahash" xmlns:w16se="http://schemas.microsoft.com/office/word/2015/wordml/symex" mc:Ignorable="w14 w15 w16se w16cid w16 w16cex w16sdtdh">
   <w:optimizeForBrowser/>
   <w:allowPNG/>
 </w:webSettings>

--- a/backend_flask/plantillas_word/Anexo I.1 compensación beca.docx
+++ b/backend_flask/plantillas_word/Anexo I.1 compensación beca.docx
@@ -1746,15 +1746,6 @@
     </w:tbl>
     <w:p>
       <w:pPr>
-        <w:jc w:val="center"/>
-        <w:rPr>
-          <w:sz w:val="20"/>
-          <w:szCs w:val="20"/>
-        </w:rPr>
-      </w:pPr>
-    </w:p>
-    <w:p>
-      <w:pPr>
         <w:rPr>
           <w:sz w:val="14"/>
           <w:szCs w:val="14"/>
@@ -2444,17 +2435,6 @@
         </w:tc>
       </w:tr>
     </w:tbl>
-    <w:p>
-      <w:pPr>
-        <w:jc w:val="both"/>
-        <w:rPr>
-          <w:i/>
-          <w:iCs/>
-          <w:sz w:val="16"/>
-          <w:szCs w:val="16"/>
-        </w:rPr>
-      </w:pPr>
-    </w:p>
     <w:p>
       <w:pPr>
         <w:jc w:val="both"/>
@@ -4884,32 +4864,6 @@
       <w:lang w:eastAsia="en-US"/>
     </w:rPr>
   </w:style>
-  <w:style w:type="paragraph" w:customStyle="1" w:styleId="00F546698A8D48BE98635477096E240C">
-    <w:name w:val="00F546698A8D48BE98635477096E240C"/>
-    <w:rsid w:val="00AF2BB5"/>
-    <w:pPr>
-      <w:spacing w:line="259" w:lineRule="auto"/>
-    </w:pPr>
-    <w:rPr>
-      <w:rFonts w:eastAsiaTheme="minorHAnsi"/>
-      <w:sz w:val="22"/>
-      <w:szCs w:val="22"/>
-      <w:lang w:eastAsia="en-US"/>
-    </w:rPr>
-  </w:style>
-  <w:style w:type="paragraph" w:customStyle="1" w:styleId="BA8F7A2FD9B34671BB850F2FCD3A20B9">
-    <w:name w:val="BA8F7A2FD9B34671BB850F2FCD3A20B9"/>
-    <w:rsid w:val="00AF2BB5"/>
-    <w:pPr>
-      <w:spacing w:line="259" w:lineRule="auto"/>
-    </w:pPr>
-    <w:rPr>
-      <w:rFonts w:eastAsiaTheme="minorHAnsi"/>
-      <w:sz w:val="22"/>
-      <w:szCs w:val="22"/>
-      <w:lang w:eastAsia="en-US"/>
-    </w:rPr>
-  </w:style>
   <w:style w:type="paragraph" w:customStyle="1" w:styleId="56735A12136A4C4D893FEA84E21134B91">
     <w:name w:val="56735A12136A4C4D893FEA84E21134B91"/>
     <w:rsid w:val="00AF2BB5"/>
